--- a/MyDocumentConverterMultiOSV10/samples/output/ebook/epub/docx.docx
+++ b/MyDocumentConverterMultiOSV10/samples/output/ebook/epub/docx.docx
@@ -138,7 +138,7 @@
       <w:r>
         <w:t xml:space="preserve">, 그리고 </w:t>
       </w:r>
-      <w:hyperlink w:history="1" r:id="rIdij33xq0fy8w54i64oqjlt">
+      <w:hyperlink w:history="1" r:id="rIdu77cuqnrhdvyawdfwrjki">
         <w:r>
           <w:rPr>
             <w:rStyle w:val="Hyperlink"/>
@@ -795,7 +795,7 @@
       <w:r>
         <w:t xml:space="preserve"> 자동 링크 </w:t>
       </w:r>
-      <w:hyperlink w:history="1" r:id="rIdschdovi2kh0v7fkk-hd3x">
+      <w:hyperlink w:history="1" r:id="rIduefohsiqekyzvpdztnoxt">
         <w:r>
           <w:rPr>
             <w:rStyle w:val="Hyperlink"/>
@@ -806,7 +806,7 @@
       <w:r>
         <w:t xml:space="preserve"> 와 </w:t>
       </w:r>
-      <w:hyperlink w:history="1" r:id="rIdedk22wsnpxssdgnzia9md">
+      <w:hyperlink w:history="1" r:id="rIdqgd6wivrmm3scnpmivptf">
         <w:r>
           <w:rPr>
             <w:rStyle w:val="Hyperlink"/>
